--- a/demo/03_nhanes_obesity/manuscript_final.docx
+++ b/demo/03_nhanes_obesity/manuscript_final.docx
@@ -161,7 +161,7 @@
         <w:t xml:space="preserve"> </w:t>
       </w:r>
       <w:r>
-        <w:t xml:space="preserve">Obesity was associated with a fourfold increase in diabetes prevalence compared with normal weight in this nationally representative sample. The magnitude of this association persisted after adjustment for key demographic confounders. These findings support targeted diabetes screening and prevention programs for individuals with obesity.</w:t>
+        <w:t xml:space="preserve">Obesity was associated with a fourfold increase in diabetes prevalence compared with normal weight in this nationally representative sample. The magnitude of this association persisted after adjustment for key demographic confounders. Given the cross-sectional design, these associations should not be interpreted as causal relationships. These findings support targeted diabetes screening and prevention programs for individuals with obesity.</w:t>
       </w:r>
     </w:p>
     <w:p>
@@ -202,7 +202,7 @@
         <w:pStyle w:val="BodyText"/>
       </w:pPr>
       <w:r>
-        <w:t xml:space="preserve">Although the association between obesity and diabetes is well established, contemporary estimates that account for the evolving demographic composition of the US population remain valuable for public health planning. Furthermore, the differential burden of diabetes across racial and ethnic groups warrants updated quantification in the context of current BMI distributions. The objective of this study was to quantify the association between BMI category (normal weight, overweight, obese) and diabetes prevalence in the NHANES 2017-2018 cycle, adjusted for age, sex, race/ethnicity, and education level.</w:t>
+        <w:t xml:space="preserve">Although the association between obesity and diabetes is well established, contemporary estimates that account for the evolving demographic composition of the US population remain valuable for public health planning. Furthermore, the differential burden of diabetes across racial and ethnic groups warrants updated quantification in the context of current BMI distributions. This analysis provides updated prevalence estimates from the most recent complete NHANES cycle with pre-pandemic data, serving as a baseline for comparison with post-pandemic metabolic trends. The objective of this study was to quantify the association between BMI category (normal weight, overweight, obese) and diabetes prevalence in the NHANES 2017-2018 cycle, adjusted for age, sex, race/ethnicity, and education level.</w:t>
       </w:r>
     </w:p>
     <w:bookmarkEnd w:id="10"/>
@@ -229,7 +229,7 @@
         <w:pStyle w:val="FirstParagraph"/>
       </w:pPr>
       <w:r>
-        <w:t xml:space="preserve">This was a cross-sectional analysis of the NHANES 2017-2018 cycle, a nationally representative survey conducted by the National Center for Health Statistics (NCHS) using a complex, multistage, stratified probability sampling design. The study included non-institutionalized civilian adults aged 20 years and older with available body mass index (BMI) and glycated hemoglobin (HbA1c) measurements. Participants classified as underweight (BMI &lt; 18.5 kg/m2, n = 74) were excluded due to the small sample size and distinct clinical considerations in this group, yielding an analytic sample of 4,866 participants.</w:t>
+        <w:t xml:space="preserve">This was a cross-sectional analysis of the NHANES 2017-2018 cycle, a nationally representative survey conducted by the National Center for Health Statistics (NCHS) using a complex, multistage, stratified probability sampling design. The study included non-institutionalized civilian adults aged 20 years and older with available body mass index (BMI) and glycated hemoglobin (HbA1c) measurements. Participants classified as underweight (BMI &lt; 18.5 kg/m², n = 74) were excluded to avoid confounding from illness-related weight loss, which may independently affect glycemic status, yielding an analytic sample of 4,866 participants.</w:t>
       </w:r>
     </w:p>
     <w:bookmarkEnd w:id="11"/>
@@ -335,7 +335,7 @@
         <w:pStyle w:val="FirstParagraph"/>
       </w:pPr>
       <w:r>
-        <w:t xml:space="preserve">Of 9,254 NHANES 2017-2018 participants, 4,940 adults aged 20 years and older had complete BMI and HbA1c measurements. After excluding 74 underweight participants, 4,866 were included in the analysis (Figure 1). Among these, 1,189 (24.4%) had normal BMI, 1,593 (32.7%) were overweight, and 2,084 (42.8%) were obese. The mean age was 51.5 years (SD 17.6), and 51.9% were female. Non-Hispanic White participants comprised 34.7% of the sample, followed by non-Hispanic Black (22.9%) and non-Hispanic Asian (14.1%) participants (Table 1).</w:t>
+        <w:t xml:space="preserve">Of 9,254 NHANES 2017-2018 participants, 4,940 adults aged 20 years and older had complete BMI and HbA1c measurements. After excluding 74 underweight participants (BMI &lt; 18.5 kg/m²) and 4,240 participants with incomplete BMI or HbA1c data, 4,866 were included in the complete-case analysis (Figure 1). Among these, 1,189 (24.4%) had normal BMI, 1,593 (32.7%) were overweight, and 2,084 (42.8%) were obese. The mean age was 51.5 years (SD 17.6), and 51.9% were female. Non-Hispanic White participants comprised 34.7% of the sample, followed by non-Hispanic Black (22.9%) and non-Hispanic Asian (14.1%) participants (Table 1).</w:t>
       </w:r>
     </w:p>
     <w:p>
@@ -430,7 +430,7 @@
         <w:pStyle w:val="FirstParagraph"/>
       </w:pPr>
       <w:r>
-        <w:t xml:space="preserve">In this cross-sectional analysis of 4,866 US adults from NHANES 2017-2018, obesity was associated with a 4.5-fold increase in the odds of diabetes compared with normal weight after adjustment for age, sex, race/ethnicity, and education. This association demonstrated a clear dose-response pattern, with overweight conferring a twofold and obesity a fourfold increase in odds. The magnitude and consistency of these findings across subgroups reinforce obesity as the dominant modifiable risk factor for type 2 diabetes at the population level.</w:t>
+        <w:t xml:space="preserve">In this cross-sectional analysis of 4,866 US adults from NHANES 2017-2018, obesity was associated with a 4.5-fold increase in the odds of diabetes compared with normal weight after adjustment for age, sex, race/ethnicity, and education. This association demonstrated a clear dose-response pattern, with overweight conferring a twofold and obesity a fourfold increase in odds. Given the cross-sectional design, these associations should not be interpreted as causal relationships; nevertheless, the magnitude and consistency of these findings across subgroups reinforce obesity as the dominant modifiable risk factor for type 2 diabetes at the population level.</w:t>
       </w:r>
     </w:p>
     <w:p>
@@ -454,7 +454,7 @@
         <w:pStyle w:val="BodyText"/>
       </w:pPr>
       <w:r>
-        <w:t xml:space="preserve">Several limitations should be noted. First, the cross-sectional design precludes causal inference; the temporal relationship between obesity and diabetes onset cannot be established. Second, diabetes was defined solely by HbA1c, which may misclassify individuals with diabetes controlled by medication to HbA1c levels below 6.5%. Third, the analysis did not account for physical activity, dietary patterns, family history of diabetes, or duration of obesity, each of which may confound or modify the BMI-diabetes association. Fourth, while survey weights were incorporated, the frequency-weight normalization approach does not fully replicate the variance estimation achieved by Taylor series linearization or balanced repeated replication methods that account for the complex survey design.</w:t>
+        <w:t xml:space="preserve">Several limitations should be noted. First, the cross-sectional design precludes causal inference; the temporal relationship between obesity and diabetes onset cannot be established. Second, diabetes was defined using HbA1c alone (≥ 6.5%), which may underestimate true prevalence by missing individuals with controlled diabetes on medication or those with diabetes identified only by fasting glucose criteria. Third, the analysis did not account for physical activity, dietary patterns, family history of diabetes, or duration of obesity, each of which may confound or modify the BMI-diabetes association. Fourth, although survey weights were applied for point estimates, the simplified variance estimation without Taylor series linearization may underestimate standard errors and produce narrower confidence intervals than appropriate for the complex survey design. Fifth, a complete-case analysis approach was used; of 9,254 total NHANES 2017-2018 participants, 4,314 (46.6%) were excluded due to age criteria, missing BMI or HbA1c data, or underweight status, which may introduce selection bias if missingness is related to the exposure or outcome.</w:t>
       </w:r>
     </w:p>
     <w:p>
